--- a/Defence Q&A Preparation.docx
+++ b/Defence Q&A Preparation.docx
@@ -67,10 +67,7 @@
         <w:ind w:left="403"/>
       </w:pPr>
       <w:r>
-        <w:rPr>
-          <w:color w:val="A61B1B"/>
-        </w:rPr>
-        <w:t>BE HONEST — THIS IS A LIVE DEFECT.</w:t>
+        <w:t>FIXED — AND THIS IS NOW ONE OF YOUR BEST ANSWERS.</w:t>
       </w:r>
     </w:p>
     <w:p>
@@ -78,7 +75,7 @@
         <w:ind w:left="403"/>
       </w:pPr>
       <w:r>
-        <w:t>The approval guard tests the requisition's status and the approver's role, but the branch of the state machine that handles a pending requisition checks only that the approver is an HOD or Deputy HOD — it does not also check that the requisition originated at head office. So an HOD can advance a pending branch requisition to hod_approved, and because the Branch Accounts step only accepts requisitions at status pending, that step is then skipped permanently.</w:t>
+        <w:t>Suggested answer: "No, and that's enforced. The transition from pending to hod_approved tests three things: the requisition's status, the approver's role, and whether the requisition originated at head office. An HOD has no step in the branch chain, so the attempt is refused with a 403 that names the chain which does apply — Branch: Accounts, then Accounts Manager."</w:t>
       </w:r>
     </w:p>
     <w:p>
@@ -86,7 +83,7 @@
         <w:ind w:left="403"/>
       </w:pPr>
       <w:r>
-        <w:t>Suggested answer: "Yes — and it shouldn't. The guard checks role and status but omits the head-office flag on that one branch, so a branch requisition can be pulled into the head-office chain and bypass Branch Accounts. The fix is a single additional condition on that transition. I found it while reviewing the workflow against the design, and it's the first thing I would correct."</w:t>
+        <w:t>Then volunteer how you found it: "It was actually a defect until I checked the implementation against my own workflow design. The guard originally tested role and status but not origin, so an HOD could pull a branch requisition into the head-office chain — and because Branch Accounts only accepts requisitions at status pending, and nothing ever returns one to pending, that approval step was bypassed permanently. It was invisible because every approval test in the suite used a head-office requisition. I added four regression tests: two proving the branch case is refused, and two proving the fix didn't over-correct and block the legitimate approvers."</w:t>
       </w:r>
     </w:p>
     <w:p>
@@ -99,7 +96,7 @@
           <w:color w:val="555555"/>
           <w:sz w:val="20"/>
         </w:rPr>
-        <w:t>Far better to name it yourself than to have them find it. If you fix it before the defence, say so and describe the fix instead.</w:t>
+        <w:t>This is a strong answer because it shows you can find a defect that the tests, the code review and the running system all failed to surface. If they ask how you verified the fix: the two refusal tests were confirmed to fail with the fix reverted, so they genuinely test the guard rather than passing by accident.</w:t>
       </w:r>
     </w:p>
     <w:p>
@@ -624,7 +621,7 @@
         <w:ind w:left="403"/>
       </w:pPr>
       <w:r>
-        <w:t>Seventy: 37 backend across six files, 33 frontend across eleven. Authentication, departments, item authorisation, requisitions, users, server health, and the interface components. Know this number — it is in the dissertation and on the slide.</w:t>
+        <w:t>Seventy-four: 41 backend across six files, 33 frontend across eleven. Authentication, departments, item authorisation, requisitions, users, server health, and the interface components. Know this number — it is in the dissertation and on the slide.</w:t>
       </w:r>
     </w:p>
     <w:p>
@@ -1013,7 +1010,7 @@
         <w:pStyle w:val="ListBullet"/>
       </w:pPr>
       <w:r>
-        <w:t>Change the admin password. The system is on a public URL and the default admin123 still works — an examiner who opens the deployed site could sign in as administrator.</w:t>
+        <w:t>Change the admin password. The system is on a public URL and the default admin123 still works — an examiner who opens the deployed site could sign in as administrator. This is the one item on this list that is still outstanding.</w:t>
       </w:r>
     </w:p>
     <w:p>
@@ -1021,7 +1018,7 @@
         <w:pStyle w:val="ListBullet"/>
       </w:pPr>
       <w:r>
-        <w:t>Decide on the HOD / branch defect: fix it, or prepare to name it yourself. Do not leave it to be discovered.</w:t>
+        <w:t>Redraw Figure 3.4 if you can. The ER diagram shows a requisition_items junction table that the implementation does not have; the surrounding text now describes the real five-table design, but the figure still shows the original conceptual model.</w:t>
       </w:r>
     </w:p>
     <w:p>
@@ -1053,7 +1050,7 @@
         <w:pStyle w:val="ListBullet"/>
       </w:pPr>
       <w:r>
-        <w:t>Be able to state the test figure from memory: 70 tests, 37 backend and 33 frontend, across 17 files.</w:t>
+        <w:t>Be able to state the test figure from memory: 74 tests, 41 backend and 33 frontend, across 17 files.</w:t>
       </w:r>
     </w:p>
     <w:p>

--- a/Defence Q&A Preparation.docx
+++ b/Defence Q&A Preparation.docx
@@ -97,6 +97,54 @@
           <w:sz w:val="20"/>
         </w:rPr>
         <w:t>This is a strong answer because it shows you can find a defect that the tests, the code review and the running system all failed to surface. If they ask how you verified the fix: the two refusal tests were confirmed to fail with the fix reverted, so they genuinely test the guard rather than passing by accident.</w:t>
+      </w:r>
+    </w:p>
+    <w:p>
+      <w:r>
+        <w:rPr>
+          <w:b/>
+        </w:rPr>
+        <w:t>Q.  A branch office orders a laptop. Does the IT Manager review it?</w:t>
+      </w:r>
+    </w:p>
+    <w:p>
+      <w:pPr>
+        <w:ind w:left="403"/>
+      </w:pPr>
+      <w:r>
+        <w:rPr>
+          <w:color w:val="A61B1B"/>
+        </w:rPr>
+        <w:t>NO — AND THIS IS A REAL GAP IN THE ROUTING RULES.</w:t>
+      </w:r>
+    </w:p>
+    <w:p>
+      <w:pPr>
+        <w:ind w:left="403"/>
+      </w:pPr>
+      <w:r>
+        <w:t>The three chains are selected by two flags. The branch chain is chosen on is_head_office alone and does not consult is_it_item, so a branch IT requisition goes Accounts then Accounts Manager and never reaches the IT Manager. Only head-office IT items get the technical review.</w:t>
+      </w:r>
+    </w:p>
+    <w:p>
+      <w:pPr>
+        <w:ind w:left="403"/>
+      </w:pPr>
+      <w:r>
+        <w:t>Suggested answer: "No, and it should. The routing tests the head-office flag first, so a branch requisition takes the branch path whatever the item is — which means an IT item ordered by a branch gets financial approval but no technical review. It's a gap in the rules rather than a deliberate exemption. I've recorded it as a limitation, and the fix is to let the is_it_item flag insert the IT Manager step irrespective of origin."</w:t>
+      </w:r>
+    </w:p>
+    <w:p>
+      <w:pPr>
+        <w:ind w:left="403"/>
+      </w:pPr>
+      <w:r>
+        <w:rPr>
+          <w:i/>
+          <w:color w:val="555555"/>
+          <w:sz w:val="20"/>
+        </w:rPr>
+        <w:t>Your document now records this as a limitation, so you are consistent if they check. Naming it before they do is much stronger than conceding it afterwards.</w:t>
       </w:r>
     </w:p>
     <w:p>
@@ -549,7 +597,23 @@
         <w:ind w:left="403"/>
       </w:pPr>
       <w:r>
-        <w:t>Six core tables: users, departments, inventory, requisitions, requisition_items, audit_logs. Be ready to justify third normal form and to point at a specific foreign key.</w:t>
+        <w:t>Five tables: departments, users, inventory, requisitions, audit_logs. Foreign keys run from users and requisitions to departments, and from audit_logs to users. Note what you should NOT claim: requisitions.item_id has no foreign key to inventory, so referential integrity between a requisition line and its item is not enforced by the database. If asked why, the honest answer is that it was not added; adding it would be a one-line improvement.</w:t>
+      </w:r>
+    </w:p>
+    <w:p>
+      <w:r>
+        <w:rPr>
+          <w:b/>
+        </w:rPr>
+        <w:t>Q.  Where is the junction table between requisitions and inventory items?</w:t>
+      </w:r>
+    </w:p>
+    <w:p>
+      <w:pPr>
+        <w:ind w:left="403"/>
+      </w:pPr>
+      <w:r>
+        <w:t>There isn't one, and that is deliberate. A multi-item request is stored as one row per line item sharing a batch_id, so each line carries its own status and approver columns and could be decided individually — which a header row plus junction table would not allow. The cost is that request-level attributes repeat on every line. Be aware that Figure 3.4 still shows a junction table; if they point at it, say the figure is the original conceptual model and the implemented design is the one described in the text.</w:t>
       </w:r>
     </w:p>
     <w:p>
@@ -637,7 +701,23 @@
         <w:ind w:left="403"/>
       </w:pPr>
       <w:r>
-        <w:t>If you did not measure it, say so. Do not guess a number — they can ask you to run the coverage tool.</w:t>
+        <w:t>"I didn't measure it. No coverage instrumentation was run, so I don't quote a figure. What I can tell you is exactly which behaviours the suite exercises, and Appendix C also lists the three areas that carry no automated coverage at all — concurrent access under load, end-to-end browser testing, and the token refresh paths." Never invent a percentage: they can ask you to run the tool in front of them.</w:t>
+      </w:r>
+    </w:p>
+    <w:p>
+      <w:r>
+        <w:rPr>
+          <w:b/>
+        </w:rPr>
+        <w:t>Q.  Do your tables use ENUM types or CHECK constraints for status and role?</w:t>
+      </w:r>
+    </w:p>
+    <w:p>
+      <w:pPr>
+        <w:ind w:left="403"/>
+      </w:pPr>
+      <w:r>
+        <w:t>Only one CHECK constraint exists, on inventory quantity. Status and role are VARCHAR columns whose permitted values are enforced in application code — the approval state machine for status, and roles.js for role. Say that plainly; it is a reasonable design that you should not dress up as database-level enforcement. If asked what it costs you: validity then depends on every write path applying the check.</w:t>
       </w:r>
     </w:p>
     <w:p>

--- a/Defence Q&A Preparation.docx
+++ b/Defence Q&A Preparation.docx
@@ -97,6 +97,62 @@
           <w:sz w:val="20"/>
         </w:rPr>
         <w:t>This is a strong answer because it shows you can find a defect that the tests, the code review and the running system all failed to surface. If they ask how you verified the fix: the two refusal tests were confirmed to fail with the fix reverted, so they genuinely test the guard rather than passing by accident.</w:t>
+      </w:r>
+    </w:p>
+    <w:p>
+      <w:r>
+        <w:rPr>
+          <w:b/>
+        </w:rPr>
+        <w:t>Q.  Log in as someone in the IT department and raise a requisition. Which approval chain does it take?</w:t>
+      </w:r>
+    </w:p>
+    <w:p>
+      <w:pPr>
+        <w:ind w:left="403"/>
+      </w:pPr>
+      <w:r>
+        <w:rPr>
+          <w:color w:val="A61B1B"/>
+        </w:rPr>
+        <w:t>THE BRANCH CHAIN — AND THAT IS ALMOST CERTAINLY NOT WHAT YOU INTEND.</w:t>
+      </w:r>
+    </w:p>
+    <w:p>
+      <w:pPr>
+        <w:ind w:left="403"/>
+      </w:pPr>
+      <w:r>
+        <w:t>The seed data creates eight departments and flags only 'Head Office' as is_head_office = 1. IT, HR, Finance and Stores are all seeded with 0, so the system treats them as branches. A requisition from the IT department is therefore routed Accounts then Accounts Manager — it never reaches the HOD, and an IT item from the IT department gets no IT Manager review.</w:t>
+      </w:r>
+    </w:p>
+    <w:p>
+      <w:pPr>
+        <w:ind w:left="403"/>
+      </w:pPr>
+      <w:r>
+        <w:t>If your demo raises a requisition from any of those four departments, the behaviour will contradict your workflow slide in front of the examiner.</w:t>
+      </w:r>
+    </w:p>
+    <w:p>
+      <w:pPr>
+        <w:ind w:left="403"/>
+      </w:pPr>
+      <w:r>
+        <w:t>Suggested answer if asked: "Those four are functional departments that sit at head office, so they should carry the head-office flag; the seed sets it only on the department literally named 'Head Office'. It's a seed-data classification error rather than a fault in the routing logic — the routing reads the flag correctly, the flag is set wrongly for those rows."</w:t>
+      </w:r>
+    </w:p>
+    <w:p>
+      <w:pPr>
+        <w:ind w:left="403"/>
+      </w:pPr>
+      <w:r>
+        <w:rPr>
+          <w:i/>
+          <w:color w:val="555555"/>
+          <w:sz w:val="20"/>
+        </w:rPr>
+        <w:t>Decide this before you demo: either demonstrate from a Takeover Center department (genuinely a branch, behaves correctly) or from Head Office, and avoid IT/HR/Finance/Stores. The durable fix is to set is_head_office = 1 for those four rows — but only you know CMC's real structure, so confirm it before changing it.</w:t>
       </w:r>
     </w:p>
     <w:p>
@@ -685,7 +741,7 @@
         <w:ind w:left="403"/>
       </w:pPr>
       <w:r>
-        <w:t>Seventy-four: 41 backend across six files, 33 frontend across eleven. Authentication, departments, item authorisation, requisitions, users, server health, and the interface components. Know this number — it is in the dissertation and on the slide.</w:t>
+        <w:t>Seventy-five: 42 backend across six files, 33 frontend across eleven. Authentication, departments, item authorisation, requisitions, users, server health, and the interface components. Know this number — it is in the dissertation and on the slide.</w:t>
       </w:r>
     </w:p>
     <w:p>
@@ -1122,7 +1178,7 @@
         <w:pStyle w:val="ListBullet"/>
       </w:pPr>
       <w:r>
-        <w:t>Warm up the backend a few minutes before you present — a free-tier Render service sleeps when idle and the first request is slow.</w:t>
+        <w:t>Warm up the backend BEFORE you present. This was measured, not estimated: a cold request to the Render service took 43 seconds. If the examiner opens your app cold, it will look broken. Load the site yourself a few minutes beforehand and keep a tab open.</w:t>
       </w:r>
     </w:p>
     <w:p>
@@ -1130,7 +1186,15 @@
         <w:pStyle w:val="ListBullet"/>
       </w:pPr>
       <w:r>
-        <w:t>Be able to state the test figure from memory: 74 tests, 41 backend and 33 frontend, across 17 files.</w:t>
+        <w:t>If asked about dependency security: the backend's own runtime packages are patchable with a non-breaking npm audit fix (express and body-parser advisories). The critical advisories are in build tooling and in bcrypt's install-time chain, none of which ship to or run in the deployed service. Do not run the fix in the days before your defence — a lockfile change could break a working deployment.</w:t>
+      </w:r>
+    </w:p>
+    <w:p>
+      <w:pPr>
+        <w:pStyle w:val="ListBullet"/>
+      </w:pPr>
+      <w:r>
+        <w:t>Be able to state the test figure from memory: 75 tests, 42 backend and 33 frontend, across 17 files.</w:t>
       </w:r>
     </w:p>
     <w:p>
